--- a/atelier/atelier_150.docx
+++ b/atelier/atelier_150.docx
@@ -474,7 +474,7 @@
                 <w:b w:val="false"/>
                 <w:bCs w:val="false"/>
               </w:rPr>
-              <w:t xml:space="preserve">Socle de feature slicing (#149)</w:t>
+              <w:t xml:space="preserve">Socle de feature slicing</w:t>
             </w:r>
           </w:p>
         </w:tc>
@@ -493,7 +493,7 @@
         <w:spacing w:after="120"/>
       </w:pPr>
       <w:r>
-        <w:t xml:space="preserve">Le socle (#149) a enseigné les principes du découpage. Cet atelier les met en pratique sur du réel et de l’immédiat : prendre une User Story en cours (ou sur le point d’être prise) par la squad, et la découper ensemble en 2-3 MR autonomes. L’enjeu est de passer du principe au geste sur un cas concret de la squad, pour ancrer le réflexe et produire un découpage directement utilisable. On applique les trois principes du socle — tranches de valeur, autonomie, feature flag pour l’incomplet — à une vraie US, et on en sort un plan de MR que la squad peut suivre. Le découpage cesse d’être théorique : il devient une habitude de travail, appliquée à ce qu’on fait maintenant.</w:t>
+        <w:t xml:space="preserve">Le socle a enseigné les principes du découpage. Cet atelier les met en pratique sur du réel et de l’immédiat : prendre une User Story en cours (ou sur le point d’être prise) par la squad, et la découper ensemble en 2-3 MR autonomes. L’enjeu est de passer du principe au geste sur un cas concret de la squad, pour ancrer le réflexe et produire un découpage directement utilisable. On applique les trois principes du socle — tranches de valeur, autonomie, feature flag pour l’incomplet — à une vraie US, et on en sort un plan de MR que la squad peut suivre. Le découpage cesse d’être théorique : il devient une habitude de travail, appliquée à ce qu’on fait maintenant.</w:t>
       </w:r>
     </w:p>
     <w:p>
@@ -587,7 +587,7 @@
         <w:spacing w:after="80"/>
       </w:pPr>
       <w:r>
-        <w:t xml:space="preserve">Appliquer les trois principes du socle (#149) : découper en tranches de valeur, vérifier l’autonomie de chaque MR, prévoir les feature flags pour l’incomplet. On rejoue le socle sur le cas concret.</w:t>
+        <w:t xml:space="preserve">Appliquer les trois principes du socle : découper en tranches de valeur, vérifier l’autonomie de chaque MR, prévoir les feature flags pour l’incomplet. On rejoue le socle sur le cas concret.</w:t>
       </w:r>
     </w:p>
     <w:p>
@@ -629,7 +629,7 @@
         <w:spacing w:after="120"/>
       </w:pPr>
       <w:r>
-        <w:t xml:space="preserve">À la sortie, la squad a découpé une User Story réelle en 2-3 MR autonomes, en appliquant les principes du socle (#149) : tranches de valeur, autonomie de chaque MR, feature flags pour l’incomplet. Elle en a produit un plan de MR exploitable, directement utilisable pour réaliser l’US. Le réflexe de découpage s’est ancré sur un cas concret de son travail, et la squad a vu qu’à plusieurs, on découpe mieux. Le découpage devient une habitude de travail, pas un principe théorique. La mesure Taille MR du hub baisse concrètement, US après US.</w:t>
+        <w:t xml:space="preserve">À la sortie, la squad a découpé une User Story réelle en 2-3 MR autonomes, en appliquant les principes du socle : tranches de valeur, autonomie de chaque MR, feature flags pour l’incomplet. Elle en a produit un plan de MR exploitable, directement utilisable pour réaliser l’US. Le réflexe de découpage s’est ancré sur un cas concret de son travail, et la squad a vu qu’à plusieurs, on découpe mieux. Le découpage devient une habitude de travail, pas un principe théorique. La mesure Taille MR du hub baisse concrètement, US après US.</w:t>
       </w:r>
     </w:p>
     <w:p>
@@ -885,7 +885,7 @@
         <w:spacing w:after="120"/>
       </w:pPr>
       <w:r>
-        <w:t xml:space="preserve">Avec cet exercice, la question Q04 est complète : prendre conscience de l’impact des grosses MR (#148), apprendre le feature slicing (#149, socle mutualisé), et s’exercer sur une vraie US (#150). La taille des MR est désormais maîtrisée à la source. Et avec Q04, l’axe Review tout entier est complet : vitesse (Q01), gouvernance des approbations (Q02), qualité des reviews (Q03), taille des MR (Q04). Les MR sont reviewées vite, validées selon le principe des quatre yeux, avec des reviews de qualité, et de taille raisonnable. Le socle de slicing (#149) sert aussi, par renvoi, les axes Delivery (D01-55) et Résilience (R04-175).</w:t>
+        <w:t xml:space="preserve">Avec cet exercice, la question Q04 est complète : prendre conscience de l’impact des grosses MR, apprendre le feature slicing (socle mutualisé), et s’exercer sur une vraie US. La taille des MR est désormais maîtrisée à la source. Et avec Q04, l’axe Review tout entier est complet : vitesse (Q01), gouvernance des approbations (Q02), qualité des reviews (Q03), taille des MR (Q04). Les MR sont reviewées vite, validées selon le principe des quatre yeux, avec des reviews de qualité, et de taille raisonnable. Le socle de slicing sert aussi, par renvoi, les axes Delivery (D01-55) et Résilience (R04-175).</w:t>
       </w:r>
     </w:p>
     <w:p>
